--- a/methodical-materials/Паспорт_методической_разработки.docx
+++ b/methodical-materials/Паспорт_методической_разработки.docx
@@ -1863,7 +1863,6 @@
           <w:rFonts w:ascii="Times New Roman" w:eastAsia="Times New Roman" w:hAnsi="Times New Roman"/>
           <w:color w:val="000000"/>
           <w:sz w:val="19"/>
-          <w:lang w:val="en-US"/>
         </w:rPr>
       </w:pPr>
       <w:r>
@@ -1883,7 +1882,6 @@
           <w:rFonts w:ascii="Times New Roman" w:eastAsia="Times New Roman" w:hAnsi="Times New Roman"/>
           <w:color w:val="000000"/>
           <w:sz w:val="19"/>
-          <w:lang w:val="en-US"/>
         </w:rPr>
       </w:pPr>
       <w:r>
@@ -1893,7 +1891,214 @@
           <w:sz w:val="19"/>
           <w:lang w:val="en-US"/>
         </w:rPr>
-        <w:t xml:space="preserve">https://doc.fipi.ru/navigator-podgotovki/navigator-ege/MR_informatika_ege_2026.pdf; </w:t>
+        <w:t>https</w:t>
+      </w:r>
+      <w:r>
+        <w:rPr>
+          <w:rFonts w:ascii="Times New Roman" w:eastAsia="Times New Roman" w:hAnsi="Times New Roman"/>
+          <w:color w:val="000000"/>
+          <w:sz w:val="19"/>
+        </w:rPr>
+        <w:t>://</w:t>
+      </w:r>
+      <w:r>
+        <w:rPr>
+          <w:rFonts w:ascii="Times New Roman" w:eastAsia="Times New Roman" w:hAnsi="Times New Roman"/>
+          <w:color w:val="000000"/>
+          <w:sz w:val="19"/>
+          <w:lang w:val="en-US"/>
+        </w:rPr>
+        <w:t>doc</w:t>
+      </w:r>
+      <w:r>
+        <w:rPr>
+          <w:rFonts w:ascii="Times New Roman" w:eastAsia="Times New Roman" w:hAnsi="Times New Roman"/>
+          <w:color w:val="000000"/>
+          <w:sz w:val="19"/>
+        </w:rPr>
+        <w:t>.</w:t>
+      </w:r>
+      <w:proofErr w:type="spellStart"/>
+      <w:r>
+        <w:rPr>
+          <w:rFonts w:ascii="Times New Roman" w:eastAsia="Times New Roman" w:hAnsi="Times New Roman"/>
+          <w:color w:val="000000"/>
+          <w:sz w:val="19"/>
+          <w:lang w:val="en-US"/>
+        </w:rPr>
+        <w:t>fipi</w:t>
+      </w:r>
+      <w:proofErr w:type="spellEnd"/>
+      <w:r>
+        <w:rPr>
+          <w:rFonts w:ascii="Times New Roman" w:eastAsia="Times New Roman" w:hAnsi="Times New Roman"/>
+          <w:color w:val="000000"/>
+          <w:sz w:val="19"/>
+        </w:rPr>
+        <w:t>.</w:t>
+      </w:r>
+      <w:proofErr w:type="spellStart"/>
+      <w:r>
+        <w:rPr>
+          <w:rFonts w:ascii="Times New Roman" w:eastAsia="Times New Roman" w:hAnsi="Times New Roman"/>
+          <w:color w:val="000000"/>
+          <w:sz w:val="19"/>
+          <w:lang w:val="en-US"/>
+        </w:rPr>
+        <w:t>ru</w:t>
+      </w:r>
+      <w:proofErr w:type="spellEnd"/>
+      <w:r>
+        <w:rPr>
+          <w:rFonts w:ascii="Times New Roman" w:eastAsia="Times New Roman" w:hAnsi="Times New Roman"/>
+          <w:color w:val="000000"/>
+          <w:sz w:val="19"/>
+        </w:rPr>
+        <w:t>/</w:t>
+      </w:r>
+      <w:r>
+        <w:rPr>
+          <w:rFonts w:ascii="Times New Roman" w:eastAsia="Times New Roman" w:hAnsi="Times New Roman"/>
+          <w:color w:val="000000"/>
+          <w:sz w:val="19"/>
+          <w:lang w:val="en-US"/>
+        </w:rPr>
+        <w:t>navigator</w:t>
+      </w:r>
+      <w:r>
+        <w:rPr>
+          <w:rFonts w:ascii="Times New Roman" w:eastAsia="Times New Roman" w:hAnsi="Times New Roman"/>
+          <w:color w:val="000000"/>
+          <w:sz w:val="19"/>
+        </w:rPr>
+        <w:t>-</w:t>
+      </w:r>
+      <w:proofErr w:type="spellStart"/>
+      <w:r>
+        <w:rPr>
+          <w:rFonts w:ascii="Times New Roman" w:eastAsia="Times New Roman" w:hAnsi="Times New Roman"/>
+          <w:color w:val="000000"/>
+          <w:sz w:val="19"/>
+          <w:lang w:val="en-US"/>
+        </w:rPr>
+        <w:t>podgotovki</w:t>
+      </w:r>
+      <w:proofErr w:type="spellEnd"/>
+      <w:r>
+        <w:rPr>
+          <w:rFonts w:ascii="Times New Roman" w:eastAsia="Times New Roman" w:hAnsi="Times New Roman"/>
+          <w:color w:val="000000"/>
+          <w:sz w:val="19"/>
+        </w:rPr>
+        <w:t>/</w:t>
+      </w:r>
+      <w:r>
+        <w:rPr>
+          <w:rFonts w:ascii="Times New Roman" w:eastAsia="Times New Roman" w:hAnsi="Times New Roman"/>
+          <w:color w:val="000000"/>
+          <w:sz w:val="19"/>
+          <w:lang w:val="en-US"/>
+        </w:rPr>
+        <w:t>navigator</w:t>
+      </w:r>
+      <w:r>
+        <w:rPr>
+          <w:rFonts w:ascii="Times New Roman" w:eastAsia="Times New Roman" w:hAnsi="Times New Roman"/>
+          <w:color w:val="000000"/>
+          <w:sz w:val="19"/>
+        </w:rPr>
+        <w:t>-</w:t>
+      </w:r>
+      <w:proofErr w:type="spellStart"/>
+      <w:r>
+        <w:rPr>
+          <w:rFonts w:ascii="Times New Roman" w:eastAsia="Times New Roman" w:hAnsi="Times New Roman"/>
+          <w:color w:val="000000"/>
+          <w:sz w:val="19"/>
+          <w:lang w:val="en-US"/>
+        </w:rPr>
+        <w:t>ege</w:t>
+      </w:r>
+      <w:proofErr w:type="spellEnd"/>
+      <w:r>
+        <w:rPr>
+          <w:rFonts w:ascii="Times New Roman" w:eastAsia="Times New Roman" w:hAnsi="Times New Roman"/>
+          <w:color w:val="000000"/>
+          <w:sz w:val="19"/>
+        </w:rPr>
+        <w:t>/</w:t>
+      </w:r>
+      <w:r>
+        <w:rPr>
+          <w:rFonts w:ascii="Times New Roman" w:eastAsia="Times New Roman" w:hAnsi="Times New Roman"/>
+          <w:color w:val="000000"/>
+          <w:sz w:val="19"/>
+          <w:lang w:val="en-US"/>
+        </w:rPr>
+        <w:t>MR</w:t>
+      </w:r>
+      <w:r>
+        <w:rPr>
+          <w:rFonts w:ascii="Times New Roman" w:eastAsia="Times New Roman" w:hAnsi="Times New Roman"/>
+          <w:color w:val="000000"/>
+          <w:sz w:val="19"/>
+        </w:rPr>
+        <w:t>_</w:t>
+      </w:r>
+      <w:proofErr w:type="spellStart"/>
+      <w:r>
+        <w:rPr>
+          <w:rFonts w:ascii="Times New Roman" w:eastAsia="Times New Roman" w:hAnsi="Times New Roman"/>
+          <w:color w:val="000000"/>
+          <w:sz w:val="19"/>
+          <w:lang w:val="en-US"/>
+        </w:rPr>
+        <w:t>informatika</w:t>
+      </w:r>
+      <w:proofErr w:type="spellEnd"/>
+      <w:r>
+        <w:rPr>
+          <w:rFonts w:ascii="Times New Roman" w:eastAsia="Times New Roman" w:hAnsi="Times New Roman"/>
+          <w:color w:val="000000"/>
+          <w:sz w:val="19"/>
+        </w:rPr>
+        <w:t>_</w:t>
+      </w:r>
+      <w:proofErr w:type="spellStart"/>
+      <w:r>
+        <w:rPr>
+          <w:rFonts w:ascii="Times New Roman" w:eastAsia="Times New Roman" w:hAnsi="Times New Roman"/>
+          <w:color w:val="000000"/>
+          <w:sz w:val="19"/>
+          <w:lang w:val="en-US"/>
+        </w:rPr>
+        <w:t>ege</w:t>
+      </w:r>
+      <w:proofErr w:type="spellEnd"/>
+      <w:r>
+        <w:rPr>
+          <w:rFonts w:ascii="Times New Roman" w:eastAsia="Times New Roman" w:hAnsi="Times New Roman"/>
+          <w:color w:val="000000"/>
+          <w:sz w:val="19"/>
+        </w:rPr>
+        <w:t>_2026.</w:t>
+      </w:r>
+      <w:r>
+        <w:rPr>
+          <w:rFonts w:ascii="Times New Roman" w:eastAsia="Times New Roman" w:hAnsi="Times New Roman"/>
+          <w:color w:val="000000"/>
+          <w:sz w:val="19"/>
+          <w:lang w:val="en-US"/>
+        </w:rPr>
+        <w:t>pdf</w:t>
+      </w:r>
+      <w:r>
+        <w:rPr>
+          <w:rFonts w:ascii="Times New Roman" w:eastAsia="Times New Roman" w:hAnsi="Times New Roman"/>
+          <w:color w:val="000000"/>
+          <w:sz w:val="19"/>
+        </w:rPr>
+        <w:t xml:space="preserve">; </w:t>
       </w:r>
       <w:hyperlink r:id="rId5" w:history="1">
         <w:r>
@@ -1903,8 +2108,82 @@
             <w:sz w:val="19"/>
             <w:lang w:val="en-US"/>
           </w:rPr>
-          <w:t>https://github.com/AlexeyDesyatnik/TuringTrainer</w:t>
+          <w:t>https</w:t>
         </w:r>
+        <w:r>
+          <w:rPr>
+            <w:rStyle w:val="a5"/>
+            <w:rFonts w:ascii="Times New Roman" w:eastAsia="Times New Roman" w:hAnsi="Times New Roman"/>
+            <w:sz w:val="19"/>
+          </w:rPr>
+          <w:t>://</w:t>
+        </w:r>
+        <w:proofErr w:type="spellStart"/>
+        <w:r>
+          <w:rPr>
+            <w:rStyle w:val="a5"/>
+            <w:rFonts w:ascii="Times New Roman" w:eastAsia="Times New Roman" w:hAnsi="Times New Roman"/>
+            <w:sz w:val="19"/>
+            <w:lang w:val="en-US"/>
+          </w:rPr>
+          <w:t>github</w:t>
+        </w:r>
+        <w:proofErr w:type="spellEnd"/>
+        <w:r>
+          <w:rPr>
+            <w:rStyle w:val="a5"/>
+            <w:rFonts w:ascii="Times New Roman" w:eastAsia="Times New Roman" w:hAnsi="Times New Roman"/>
+            <w:sz w:val="19"/>
+          </w:rPr>
+          <w:t>.</w:t>
+        </w:r>
+        <w:r>
+          <w:rPr>
+            <w:rStyle w:val="a5"/>
+            <w:rFonts w:ascii="Times New Roman" w:eastAsia="Times New Roman" w:hAnsi="Times New Roman"/>
+            <w:sz w:val="19"/>
+            <w:lang w:val="en-US"/>
+          </w:rPr>
+          <w:t>com</w:t>
+        </w:r>
+        <w:r>
+          <w:rPr>
+            <w:rStyle w:val="a5"/>
+            <w:rFonts w:ascii="Times New Roman" w:eastAsia="Times New Roman" w:hAnsi="Times New Roman"/>
+            <w:sz w:val="19"/>
+          </w:rPr>
+          <w:t>/</w:t>
+        </w:r>
+        <w:proofErr w:type="spellStart"/>
+        <w:r>
+          <w:rPr>
+            <w:rStyle w:val="a5"/>
+            <w:rFonts w:ascii="Times New Roman" w:eastAsia="Times New Roman" w:hAnsi="Times New Roman"/>
+            <w:sz w:val="19"/>
+            <w:lang w:val="en-US"/>
+          </w:rPr>
+          <w:t>AlexeyDesyatnik</w:t>
+        </w:r>
+        <w:proofErr w:type="spellEnd"/>
+        <w:r>
+          <w:rPr>
+            <w:rStyle w:val="a5"/>
+            <w:rFonts w:ascii="Times New Roman" w:eastAsia="Times New Roman" w:hAnsi="Times New Roman"/>
+            <w:sz w:val="19"/>
+          </w:rPr>
+          <w:t>/</w:t>
+        </w:r>
+        <w:proofErr w:type="spellStart"/>
+        <w:r>
+          <w:rPr>
+            <w:rStyle w:val="a5"/>
+            <w:rFonts w:ascii="Times New Roman" w:eastAsia="Times New Roman" w:hAnsi="Times New Roman"/>
+            <w:sz w:val="19"/>
+            <w:lang w:val="en-US"/>
+          </w:rPr>
+          <w:t>TuringTrainer</w:t>
+        </w:r>
+        <w:proofErr w:type="spellEnd"/>
       </w:hyperlink>
     </w:p>
     <w:p>
@@ -1912,10 +2191,9 @@
         <w:spacing w:after="120"/>
         <w:jc w:val="both"/>
         <w:rPr>
-          <w:rFonts w:ascii="Times New Roman" w:eastAsia="Times New Roman" w:hAnsi="Times New Roman"/>
-          <w:color w:val="000000"/>
+          <w:rStyle w:val="a5"/>
+          <w:rFonts w:ascii="Times New Roman" w:eastAsia="Times New Roman" w:hAnsi="Times New Roman"/>
           <w:sz w:val="19"/>
-          <w:lang w:val="en-US"/>
         </w:rPr>
       </w:pPr>
       <w:hyperlink r:id="rId6" w:history="1">
@@ -1926,7 +2204,53 @@
             <w:sz w:val="19"/>
             <w:lang w:val="en-US"/>
           </w:rPr>
-          <w:t>https://github.com/AlexeyDesyatnik/TuringTrainer</w:t>
+          <w:t>https</w:t>
+        </w:r>
+        <w:r>
+          <w:rPr>
+            <w:rStyle w:val="a5"/>
+            <w:rFonts w:ascii="Times New Roman" w:eastAsia="Times New Roman" w:hAnsi="Times New Roman"/>
+            <w:sz w:val="19"/>
+          </w:rPr>
+          <w:t>://</w:t>
+        </w:r>
+        <w:proofErr w:type="spellStart"/>
+        <w:r>
+          <w:rPr>
+            <w:rStyle w:val="a5"/>
+            <w:rFonts w:ascii="Times New Roman" w:eastAsia="Times New Roman" w:hAnsi="Times New Roman"/>
+            <w:sz w:val="19"/>
+            <w:lang w:val="en-US"/>
+          </w:rPr>
+          <w:t>alexeydesyatnik</w:t>
+        </w:r>
+        <w:proofErr w:type="spellEnd"/>
+        <w:r>
+          <w:rPr>
+            <w:rStyle w:val="a5"/>
+            <w:rFonts w:ascii="Times New Roman" w:eastAsia="Times New Roman" w:hAnsi="Times New Roman"/>
+            <w:sz w:val="19"/>
+          </w:rPr>
+          <w:t>.</w:t>
+        </w:r>
+        <w:proofErr w:type="spellStart"/>
+        <w:r>
+          <w:rPr>
+            <w:rStyle w:val="a5"/>
+            <w:rFonts w:ascii="Times New Roman" w:eastAsia="Times New Roman" w:hAnsi="Times New Roman"/>
+            <w:sz w:val="19"/>
+            <w:lang w:val="en-US"/>
+          </w:rPr>
+          <w:t>github</w:t>
+        </w:r>
+        <w:proofErr w:type="spellEnd"/>
+        <w:r>
+          <w:rPr>
+            <w:rStyle w:val="a5"/>
+            <w:rFonts w:ascii="Times New Roman" w:eastAsia="Times New Roman" w:hAnsi="Times New Roman"/>
+            <w:sz w:val="19"/>
+          </w:rPr>
+          <w:t>.</w:t>
         </w:r>
         <w:r>
           <w:rPr>
@@ -1935,15 +2259,41 @@
             <w:sz w:val="19"/>
             <w:lang w:val="en-US"/>
           </w:rPr>
-          <w:t>Deploy</w:t>
+          <w:t>io</w:t>
+        </w:r>
+        <w:r>
+          <w:rPr>
+            <w:rStyle w:val="a5"/>
+            <w:rFonts w:ascii="Times New Roman" w:eastAsia="Times New Roman" w:hAnsi="Times New Roman"/>
+            <w:sz w:val="19"/>
+          </w:rPr>
+          <w:t>/</w:t>
+        </w:r>
+        <w:proofErr w:type="spellStart"/>
+        <w:r>
+          <w:rPr>
+            <w:rStyle w:val="a5"/>
+            <w:rFonts w:ascii="Times New Roman" w:eastAsia="Times New Roman" w:hAnsi="Times New Roman"/>
+            <w:sz w:val="19"/>
+            <w:lang w:val="en-US"/>
+          </w:rPr>
+          <w:t>TuringTrainerDeploy</w:t>
+        </w:r>
+        <w:proofErr w:type="spellEnd"/>
+        <w:r>
+          <w:rPr>
+            <w:rStyle w:val="a5"/>
+            <w:rFonts w:ascii="Times New Roman" w:eastAsia="Times New Roman" w:hAnsi="Times New Roman"/>
+            <w:sz w:val="19"/>
+          </w:rPr>
+          <w:t>/</w:t>
         </w:r>
       </w:hyperlink>
       <w:r>
         <w:rPr>
-          <w:rFonts w:ascii="Times New Roman" w:eastAsia="Times New Roman" w:hAnsi="Times New Roman"/>
-          <w:color w:val="000000"/>
+          <w:rStyle w:val="a5"/>
+          <w:rFonts w:ascii="Times New Roman" w:eastAsia="Times New Roman" w:hAnsi="Times New Roman"/>
           <w:sz w:val="19"/>
-          <w:lang w:val="en-US"/>
         </w:rPr>
         <w:t xml:space="preserve"> </w:t>
       </w:r>
@@ -1952,9 +2302,6 @@
       <w:pPr>
         <w:spacing w:after="120"/>
         <w:jc w:val="both"/>
-        <w:rPr>
-          <w:lang w:val="en-US"/>
-        </w:rPr>
       </w:pPr>
     </w:p>
     <w:p>
@@ -2071,8 +2418,9 @@
               <w:jc w:val="both"/>
               <w:rPr>
                 <w:rFonts w:ascii="Times New Roman" w:eastAsia="Times New Roman" w:hAnsi="Times New Roman"/>
-                <w:color w:val="000000"/>
+                <w:color w:val="0563C1"/>
                 <w:sz w:val="19"/>
+                <w:u w:val="single"/>
                 <w:lang w:val="en-US"/>
               </w:rPr>
             </w:pPr>
@@ -2084,15 +2432,96 @@
                   <w:sz w:val="19"/>
                   <w:lang w:val="en-US"/>
                 </w:rPr>
-                <w:t>https://github.com/AlexeyDesyatnik/TuringTrainerDeploy</w:t>
+                <w:t>https</w:t>
+              </w:r>
+              <w:r>
+                <w:rPr>
+                  <w:rStyle w:val="a5"/>
+                  <w:rFonts w:ascii="Times New Roman" w:eastAsia="Times New Roman" w:hAnsi="Times New Roman"/>
+                  <w:sz w:val="19"/>
+                </w:rPr>
+                <w:t>://</w:t>
+              </w:r>
+              <w:proofErr w:type="spellStart"/>
+              <w:r>
+                <w:rPr>
+                  <w:rStyle w:val="a5"/>
+                  <w:rFonts w:ascii="Times New Roman" w:eastAsia="Times New Roman" w:hAnsi="Times New Roman"/>
+                  <w:sz w:val="19"/>
+                  <w:lang w:val="en-US"/>
+                </w:rPr>
+                <w:t>alexeydesyatnik</w:t>
+              </w:r>
+              <w:proofErr w:type="spellEnd"/>
+              <w:r>
+                <w:rPr>
+                  <w:rStyle w:val="a5"/>
+                  <w:rFonts w:ascii="Times New Roman" w:eastAsia="Times New Roman" w:hAnsi="Times New Roman"/>
+                  <w:sz w:val="19"/>
+                </w:rPr>
+                <w:t>.</w:t>
+              </w:r>
+              <w:proofErr w:type="spellStart"/>
+              <w:r>
+                <w:rPr>
+                  <w:rStyle w:val="a5"/>
+                  <w:rFonts w:ascii="Times New Roman" w:eastAsia="Times New Roman" w:hAnsi="Times New Roman"/>
+                  <w:sz w:val="19"/>
+                  <w:lang w:val="en-US"/>
+                </w:rPr>
+                <w:t>github</w:t>
+              </w:r>
+              <w:proofErr w:type="spellEnd"/>
+              <w:r>
+                <w:rPr>
+                  <w:rStyle w:val="a5"/>
+                  <w:rFonts w:ascii="Times New Roman" w:eastAsia="Times New Roman" w:hAnsi="Times New Roman"/>
+                  <w:sz w:val="19"/>
+                </w:rPr>
+                <w:t>.</w:t>
+              </w:r>
+              <w:r>
+                <w:rPr>
+                  <w:rStyle w:val="a5"/>
+                  <w:rFonts w:ascii="Times New Roman" w:eastAsia="Times New Roman" w:hAnsi="Times New Roman"/>
+                  <w:sz w:val="19"/>
+                  <w:lang w:val="en-US"/>
+                </w:rPr>
+                <w:t>io</w:t>
+              </w:r>
+              <w:r>
+                <w:rPr>
+                  <w:rStyle w:val="a5"/>
+                  <w:rFonts w:ascii="Times New Roman" w:eastAsia="Times New Roman" w:hAnsi="Times New Roman"/>
+                  <w:sz w:val="19"/>
+                </w:rPr>
+                <w:t>/</w:t>
+              </w:r>
+              <w:proofErr w:type="spellStart"/>
+              <w:r>
+                <w:rPr>
+                  <w:rStyle w:val="a5"/>
+                  <w:rFonts w:ascii="Times New Roman" w:eastAsia="Times New Roman" w:hAnsi="Times New Roman"/>
+                  <w:sz w:val="19"/>
+                  <w:lang w:val="en-US"/>
+                </w:rPr>
+                <w:t>TuringTrainerDeploy</w:t>
+              </w:r>
+              <w:proofErr w:type="spellEnd"/>
+              <w:r>
+                <w:rPr>
+                  <w:rStyle w:val="a5"/>
+                  <w:rFonts w:ascii="Times New Roman" w:eastAsia="Times New Roman" w:hAnsi="Times New Roman"/>
+                  <w:sz w:val="19"/>
+                </w:rPr>
+                <w:t>/</w:t>
               </w:r>
             </w:hyperlink>
             <w:r>
               <w:rPr>
-                <w:rFonts w:ascii="Times New Roman" w:eastAsia="Times New Roman" w:hAnsi="Times New Roman"/>
-                <w:color w:val="000000"/>
+                <w:rStyle w:val="a5"/>
+                <w:rFonts w:ascii="Times New Roman" w:eastAsia="Times New Roman" w:hAnsi="Times New Roman"/>
                 <w:sz w:val="19"/>
-                <w:lang w:val="en-US"/>
               </w:rPr>
               <w:t xml:space="preserve"> </w:t>
             </w:r>
@@ -6982,7 +7411,6 @@
   <w:style w:type="character" w:default="1" w:styleId="a0">
     <w:name w:val="Default Paragraph Font"/>
     <w:uiPriority w:val="1"/>
-    <w:semiHidden/>
     <w:unhideWhenUsed/>
   </w:style>
   <w:style w:type="table" w:default="1" w:styleId="a1">

--- a/methodical-materials/Паспорт_методической_разработки.docx
+++ b/methodical-materials/Паспорт_методической_разработки.docx
@@ -1498,18 +1498,8 @@
                 <w:color w:val="000000"/>
                 <w:sz w:val="17"/>
               </w:rPr>
-              <w:t xml:space="preserve">Методическая модель и руководство </w:t>
-            </w:r>
-            <w:proofErr w:type="spellStart"/>
-            <w:r>
-              <w:rPr>
-                <w:rFonts w:ascii="Times New Roman" w:eastAsia="Times New Roman" w:hAnsi="Times New Roman"/>
-                <w:color w:val="000000"/>
-                <w:sz w:val="17"/>
-              </w:rPr>
-              <w:t>TuringTrainer</w:t>
-            </w:r>
-            <w:proofErr w:type="spellEnd"/>
+              <w:t>Методическая модель и руководство TuringTrainer</w:t>
+            </w:r>
           </w:p>
         </w:tc>
         <w:tc>
@@ -1602,18 +1592,8 @@
                 <w:color w:val="000000"/>
                 <w:sz w:val="17"/>
               </w:rPr>
-              <w:t xml:space="preserve">Интерактивный тренажёр </w:t>
-            </w:r>
-            <w:proofErr w:type="spellStart"/>
-            <w:r>
-              <w:rPr>
-                <w:rFonts w:ascii="Times New Roman" w:eastAsia="Times New Roman" w:hAnsi="Times New Roman"/>
-                <w:color w:val="000000"/>
-                <w:sz w:val="17"/>
-              </w:rPr>
-              <w:t>TuringTrainer</w:t>
-            </w:r>
-            <w:proofErr w:type="spellEnd"/>
+              <w:t>Интерактивный тренажёр TuringTrainer</w:t>
+            </w:r>
           </w:p>
         </w:tc>
         <w:tc>
@@ -1918,7 +1898,6 @@
         </w:rPr>
         <w:t>.</w:t>
       </w:r>
-      <w:proofErr w:type="spellStart"/>
       <w:r>
         <w:rPr>
           <w:rFonts w:ascii="Times New Roman" w:eastAsia="Times New Roman" w:hAnsi="Times New Roman"/>
@@ -1928,7 +1907,6 @@
         </w:rPr>
         <w:t>fipi</w:t>
       </w:r>
-      <w:proofErr w:type="spellEnd"/>
       <w:r>
         <w:rPr>
           <w:rFonts w:ascii="Times New Roman" w:eastAsia="Times New Roman" w:hAnsi="Times New Roman"/>
@@ -1937,7 +1915,6 @@
         </w:rPr>
         <w:t>.</w:t>
       </w:r>
-      <w:proofErr w:type="spellStart"/>
       <w:r>
         <w:rPr>
           <w:rFonts w:ascii="Times New Roman" w:eastAsia="Times New Roman" w:hAnsi="Times New Roman"/>
@@ -1947,7 +1924,6 @@
         </w:rPr>
         <w:t>ru</w:t>
       </w:r>
-      <w:proofErr w:type="spellEnd"/>
       <w:r>
         <w:rPr>
           <w:rFonts w:ascii="Times New Roman" w:eastAsia="Times New Roman" w:hAnsi="Times New Roman"/>
@@ -1973,7 +1949,6 @@
         </w:rPr>
         <w:t>-</w:t>
       </w:r>
-      <w:proofErr w:type="spellStart"/>
       <w:r>
         <w:rPr>
           <w:rFonts w:ascii="Times New Roman" w:eastAsia="Times New Roman" w:hAnsi="Times New Roman"/>
@@ -1983,7 +1958,6 @@
         </w:rPr>
         <w:t>podgotovki</w:t>
       </w:r>
-      <w:proofErr w:type="spellEnd"/>
       <w:r>
         <w:rPr>
           <w:rFonts w:ascii="Times New Roman" w:eastAsia="Times New Roman" w:hAnsi="Times New Roman"/>
@@ -2009,7 +1983,6 @@
         </w:rPr>
         <w:t>-</w:t>
       </w:r>
-      <w:proofErr w:type="spellStart"/>
       <w:r>
         <w:rPr>
           <w:rFonts w:ascii="Times New Roman" w:eastAsia="Times New Roman" w:hAnsi="Times New Roman"/>
@@ -2019,7 +1992,6 @@
         </w:rPr>
         <w:t>ege</w:t>
       </w:r>
-      <w:proofErr w:type="spellEnd"/>
       <w:r>
         <w:rPr>
           <w:rFonts w:ascii="Times New Roman" w:eastAsia="Times New Roman" w:hAnsi="Times New Roman"/>
@@ -2045,7 +2017,6 @@
         </w:rPr>
         <w:t>_</w:t>
       </w:r>
-      <w:proofErr w:type="spellStart"/>
       <w:r>
         <w:rPr>
           <w:rFonts w:ascii="Times New Roman" w:eastAsia="Times New Roman" w:hAnsi="Times New Roman"/>
@@ -2055,7 +2026,6 @@
         </w:rPr>
         <w:t>informatika</w:t>
       </w:r>
-      <w:proofErr w:type="spellEnd"/>
       <w:r>
         <w:rPr>
           <w:rFonts w:ascii="Times New Roman" w:eastAsia="Times New Roman" w:hAnsi="Times New Roman"/>
@@ -2064,7 +2034,6 @@
         </w:rPr>
         <w:t>_</w:t>
       </w:r>
-      <w:proofErr w:type="spellStart"/>
       <w:r>
         <w:rPr>
           <w:rFonts w:ascii="Times New Roman" w:eastAsia="Times New Roman" w:hAnsi="Times New Roman"/>
@@ -2074,7 +2043,6 @@
         </w:rPr>
         <w:t>ege</w:t>
       </w:r>
-      <w:proofErr w:type="spellEnd"/>
       <w:r>
         <w:rPr>
           <w:rFonts w:ascii="Times New Roman" w:eastAsia="Times New Roman" w:hAnsi="Times New Roman"/>
@@ -2118,7 +2086,6 @@
           </w:rPr>
           <w:t>://</w:t>
         </w:r>
-        <w:proofErr w:type="spellStart"/>
         <w:r>
           <w:rPr>
             <w:rStyle w:val="a5"/>
@@ -2128,7 +2095,6 @@
           </w:rPr>
           <w:t>github</w:t>
         </w:r>
-        <w:proofErr w:type="spellEnd"/>
         <w:r>
           <w:rPr>
             <w:rStyle w:val="a5"/>
@@ -2154,7 +2120,6 @@
           </w:rPr>
           <w:t>/</w:t>
         </w:r>
-        <w:proofErr w:type="spellStart"/>
         <w:r>
           <w:rPr>
             <w:rStyle w:val="a5"/>
@@ -2164,7 +2129,6 @@
           </w:rPr>
           <w:t>AlexeyDesyatnik</w:t>
         </w:r>
-        <w:proofErr w:type="spellEnd"/>
         <w:r>
           <w:rPr>
             <w:rStyle w:val="a5"/>
@@ -2173,7 +2137,6 @@
           </w:rPr>
           <w:t>/</w:t>
         </w:r>
-        <w:proofErr w:type="spellStart"/>
         <w:r>
           <w:rPr>
             <w:rStyle w:val="a5"/>
@@ -2183,7 +2146,6 @@
           </w:rPr>
           <w:t>TuringTrainer</w:t>
         </w:r>
-        <w:proofErr w:type="spellEnd"/>
       </w:hyperlink>
     </w:p>
     <w:p>
@@ -2214,7 +2176,6 @@
           </w:rPr>
           <w:t>://</w:t>
         </w:r>
-        <w:proofErr w:type="spellStart"/>
         <w:r>
           <w:rPr>
             <w:rStyle w:val="a5"/>
@@ -2224,7 +2185,6 @@
           </w:rPr>
           <w:t>alexeydesyatnik</w:t>
         </w:r>
-        <w:proofErr w:type="spellEnd"/>
         <w:r>
           <w:rPr>
             <w:rStyle w:val="a5"/>
@@ -2233,7 +2193,6 @@
           </w:rPr>
           <w:t>.</w:t>
         </w:r>
-        <w:proofErr w:type="spellStart"/>
         <w:r>
           <w:rPr>
             <w:rStyle w:val="a5"/>
@@ -2243,7 +2202,6 @@
           </w:rPr>
           <w:t>github</w:t>
         </w:r>
-        <w:proofErr w:type="spellEnd"/>
         <w:r>
           <w:rPr>
             <w:rStyle w:val="a5"/>
@@ -2269,7 +2227,6 @@
           </w:rPr>
           <w:t>/</w:t>
         </w:r>
-        <w:proofErr w:type="spellStart"/>
         <w:r>
           <w:rPr>
             <w:rStyle w:val="a5"/>
@@ -2279,7 +2236,6 @@
           </w:rPr>
           <w:t>TuringTrainerDeploy</w:t>
         </w:r>
-        <w:proofErr w:type="spellEnd"/>
         <w:r>
           <w:rPr>
             <w:rStyle w:val="a5"/>
@@ -2296,6 +2252,25 @@
           <w:sz w:val="19"/>
         </w:rPr>
         <w:t xml:space="preserve"> </w:t>
+      </w:r>
+    </w:p>
+    <w:p>
+      <w:pPr>
+        <w:spacing w:after="120"/>
+        <w:jc w:val="both"/>
+        <w:rPr>
+          <w:rStyle w:val="a5"/>
+          <w:rFonts w:ascii="Times New Roman" w:eastAsia="Times New Roman" w:hAnsi="Times New Roman"/>
+          <w:sz w:val="19"/>
+        </w:rPr>
+      </w:pPr>
+      <w:r>
+        <w:rPr>
+          <w:rStyle w:val="a5"/>
+          <w:rFonts w:ascii="Times New Roman" w:eastAsia="Times New Roman" w:hAnsi="Times New Roman"/>
+          <w:sz w:val="19"/>
+        </w:rPr>
+        <w:t>https://disk.yandex.ru/d/Ktqh0MKcq0mcdQ</w:t>
       </w:r>
     </w:p>
     <w:p>
@@ -2421,7 +2396,6 @@
                 <w:color w:val="0563C1"/>
                 <w:sz w:val="19"/>
                 <w:u w:val="single"/>
-                <w:lang w:val="en-US"/>
               </w:rPr>
             </w:pPr>
             <w:hyperlink r:id="rId7" w:history="1">
@@ -2442,7 +2416,6 @@
                 </w:rPr>
                 <w:t>://</w:t>
               </w:r>
-              <w:proofErr w:type="spellStart"/>
               <w:r>
                 <w:rPr>
                   <w:rStyle w:val="a5"/>
@@ -2452,7 +2425,6 @@
                 </w:rPr>
                 <w:t>alexeydesyatnik</w:t>
               </w:r>
-              <w:proofErr w:type="spellEnd"/>
               <w:r>
                 <w:rPr>
                   <w:rStyle w:val="a5"/>
@@ -2461,7 +2433,6 @@
                 </w:rPr>
                 <w:t>.</w:t>
               </w:r>
-              <w:proofErr w:type="spellStart"/>
               <w:r>
                 <w:rPr>
                   <w:rStyle w:val="a5"/>
@@ -2471,7 +2442,6 @@
                 </w:rPr>
                 <w:t>github</w:t>
               </w:r>
-              <w:proofErr w:type="spellEnd"/>
               <w:r>
                 <w:rPr>
                   <w:rStyle w:val="a5"/>
@@ -2497,7 +2467,6 @@
                 </w:rPr>
                 <w:t>/</w:t>
               </w:r>
-              <w:proofErr w:type="spellStart"/>
               <w:r>
                 <w:rPr>
                   <w:rStyle w:val="a5"/>
@@ -2507,7 +2476,6 @@
                 </w:rPr>
                 <w:t>TuringTrainerDeploy</w:t>
               </w:r>
-              <w:proofErr w:type="spellEnd"/>
               <w:r>
                 <w:rPr>
                   <w:rStyle w:val="a5"/>
@@ -2575,43 +2543,7 @@
                 <w:color w:val="000000"/>
                 <w:sz w:val="19"/>
               </w:rPr>
-              <w:t xml:space="preserve">Статическая страница в репозитории с публикацией через </w:t>
-            </w:r>
-            <w:proofErr w:type="spellStart"/>
-            <w:r>
-              <w:rPr>
-                <w:rFonts w:ascii="Times New Roman" w:eastAsia="Times New Roman" w:hAnsi="Times New Roman"/>
-                <w:color w:val="000000"/>
-                <w:sz w:val="19"/>
-              </w:rPr>
-              <w:t>GitHub</w:t>
-            </w:r>
-            <w:proofErr w:type="spellEnd"/>
-            <w:r>
-              <w:rPr>
-                <w:rFonts w:ascii="Times New Roman" w:eastAsia="Times New Roman" w:hAnsi="Times New Roman"/>
-                <w:color w:val="000000"/>
-                <w:sz w:val="19"/>
-              </w:rPr>
-              <w:t xml:space="preserve"> </w:t>
-            </w:r>
-            <w:proofErr w:type="spellStart"/>
-            <w:r>
-              <w:rPr>
-                <w:rFonts w:ascii="Times New Roman" w:eastAsia="Times New Roman" w:hAnsi="Times New Roman"/>
-                <w:color w:val="000000"/>
-                <w:sz w:val="19"/>
-              </w:rPr>
-              <w:t>Pages</w:t>
-            </w:r>
-            <w:proofErr w:type="spellEnd"/>
-            <w:r>
-              <w:rPr>
-                <w:rFonts w:ascii="Times New Roman" w:eastAsia="Times New Roman" w:hAnsi="Times New Roman"/>
-                <w:color w:val="000000"/>
-                <w:sz w:val="19"/>
-              </w:rPr>
-              <w:t>. Текст и структура создаются с помощью ИИ и проверяются авторами разработки.</w:t>
+              <w:t>Статическая страница в репозитории с публикацией через GitHub Pages. Текст и структура создаются с помощью ИИ и проверяются авторами разработки.</w:t>
             </w:r>
           </w:p>
         </w:tc>
@@ -4697,19 +4629,8 @@
           <w:color w:val="000000"/>
           <w:sz w:val="30"/>
         </w:rPr>
-        <w:t xml:space="preserve">10 </w:t>
-      </w:r>
-      <w:proofErr w:type="spellStart"/>
-      <w:r>
-        <w:rPr>
-          <w:rFonts w:ascii="Times New Roman" w:eastAsia="Times New Roman" w:hAnsi="Times New Roman"/>
-          <w:b/>
-          <w:color w:val="000000"/>
-          <w:sz w:val="30"/>
-        </w:rPr>
-        <w:t>Контрольно</w:t>
-      </w:r>
-      <w:proofErr w:type="spellEnd"/>
+        <w:t>10 Контрольно</w:t>
+      </w:r>
       <w:r>
         <w:rPr>
           <w:rFonts w:ascii="Times New Roman" w:eastAsia="Times New Roman" w:hAnsi="Times New Roman"/>
@@ -4842,61 +4763,7 @@
           <w:color w:val="000000"/>
           <w:sz w:val="21"/>
         </w:rPr>
-        <w:t xml:space="preserve">Команда получает объяснение задачи «Каждая вторая единица»: «Состояние </w:t>
-      </w:r>
-      <w:proofErr w:type="spellStart"/>
-      <w:r>
-        <w:rPr>
-          <w:rFonts w:ascii="Times New Roman" w:eastAsia="Times New Roman" w:hAnsi="Times New Roman"/>
-          <w:color w:val="000000"/>
-          <w:sz w:val="21"/>
-        </w:rPr>
-        <w:t>erase</w:t>
-      </w:r>
-      <w:proofErr w:type="spellEnd"/>
-      <w:r>
-        <w:rPr>
-          <w:rFonts w:ascii="Times New Roman" w:eastAsia="Times New Roman" w:hAnsi="Times New Roman"/>
-          <w:color w:val="000000"/>
-          <w:sz w:val="21"/>
-        </w:rPr>
-        <w:t xml:space="preserve"> сохраняет первую единицу, а </w:t>
-      </w:r>
-      <w:proofErr w:type="spellStart"/>
-      <w:r>
-        <w:rPr>
-          <w:rFonts w:ascii="Times New Roman" w:eastAsia="Times New Roman" w:hAnsi="Times New Roman"/>
-          <w:color w:val="000000"/>
-          <w:sz w:val="21"/>
-        </w:rPr>
-        <w:t>keep</w:t>
-      </w:r>
-      <w:proofErr w:type="spellEnd"/>
-      <w:r>
-        <w:rPr>
-          <w:rFonts w:ascii="Times New Roman" w:eastAsia="Times New Roman" w:hAnsi="Times New Roman"/>
-          <w:color w:val="000000"/>
-          <w:sz w:val="21"/>
-        </w:rPr>
-        <w:t xml:space="preserve"> стирает вторую. В 21 единице есть 10 пар и одна лишняя единица, поэтому останется 11 единиц. Чтобы доказать ответ, необходимо полностью </w:t>
-      </w:r>
-      <w:proofErr w:type="spellStart"/>
-      <w:r>
-        <w:rPr>
-          <w:rFonts w:ascii="Times New Roman" w:eastAsia="Times New Roman" w:hAnsi="Times New Roman"/>
-          <w:color w:val="000000"/>
-          <w:sz w:val="21"/>
-        </w:rPr>
-        <w:t>протрассировать</w:t>
-      </w:r>
-      <w:proofErr w:type="spellEnd"/>
-      <w:r>
-        <w:rPr>
-          <w:rFonts w:ascii="Times New Roman" w:eastAsia="Times New Roman" w:hAnsi="Times New Roman"/>
-          <w:color w:val="000000"/>
-          <w:sz w:val="21"/>
-        </w:rPr>
-        <w:t xml:space="preserve"> все 21 символ».</w:t>
+        <w:t>Команда получает объяснение задачи «Каждая вторая единица»: «Состояние erase сохраняет первую единицу, а keep стирает вторую. В 21 единице есть 10 пар и одна лишняя единица, поэтому останется 11 единиц. Чтобы доказать ответ, необходимо полностью протрассировать все 21 символ».</w:t>
       </w:r>
     </w:p>
     <w:p>
@@ -4926,61 +4793,7 @@
           <w:color w:val="000000"/>
           <w:sz w:val="20"/>
         </w:rPr>
-        <w:t xml:space="preserve">Ключ: </w:t>
-      </w:r>
-      <w:proofErr w:type="spellStart"/>
-      <w:r>
-        <w:rPr>
-          <w:rFonts w:ascii="Times New Roman" w:eastAsia="Times New Roman" w:hAnsi="Times New Roman"/>
-          <w:color w:val="000000"/>
-          <w:sz w:val="20"/>
-        </w:rPr>
-        <w:t>erase</w:t>
-      </w:r>
-      <w:proofErr w:type="spellEnd"/>
-      <w:r>
-        <w:rPr>
-          <w:rFonts w:ascii="Times New Roman" w:eastAsia="Times New Roman" w:hAnsi="Times New Roman"/>
-          <w:color w:val="000000"/>
-          <w:sz w:val="20"/>
-        </w:rPr>
-        <w:t xml:space="preserve"> стирает первую единицу пары, а </w:t>
-      </w:r>
-      <w:proofErr w:type="spellStart"/>
-      <w:r>
-        <w:rPr>
-          <w:rFonts w:ascii="Times New Roman" w:eastAsia="Times New Roman" w:hAnsi="Times New Roman"/>
-          <w:color w:val="000000"/>
-          <w:sz w:val="20"/>
-        </w:rPr>
-        <w:t>keep</w:t>
-      </w:r>
-      <w:proofErr w:type="spellEnd"/>
-      <w:r>
-        <w:rPr>
-          <w:rFonts w:ascii="Times New Roman" w:eastAsia="Times New Roman" w:hAnsi="Times New Roman"/>
-          <w:color w:val="000000"/>
-          <w:sz w:val="20"/>
-        </w:rPr>
-        <w:t xml:space="preserve"> сохраняет вторую; последняя нечётная единица попадает в </w:t>
-      </w:r>
-      <w:proofErr w:type="spellStart"/>
-      <w:r>
-        <w:rPr>
-          <w:rFonts w:ascii="Times New Roman" w:eastAsia="Times New Roman" w:hAnsi="Times New Roman"/>
-          <w:color w:val="000000"/>
-          <w:sz w:val="20"/>
-        </w:rPr>
-        <w:t>erase</w:t>
-      </w:r>
-      <w:proofErr w:type="spellEnd"/>
-      <w:r>
-        <w:rPr>
-          <w:rFonts w:ascii="Times New Roman" w:eastAsia="Times New Roman" w:hAnsi="Times New Roman"/>
-          <w:color w:val="000000"/>
-          <w:sz w:val="20"/>
-        </w:rPr>
-        <w:t xml:space="preserve"> и стирается; полная трассировка не нужна, потому что достаточно доказать двухшаговый цикл и отдельно проверить нечётный остаток. Правильный ответ — 10 единиц.</w:t>
+        <w:t>Ключ: erase стирает первую единицу пары, а keep сохраняет вторую; последняя нечётная единица попадает в erase и стирается; полная трассировка не нужна, потому что достаточно доказать двухшаговый цикл и отдельно проверить нечётный остаток. Правильный ответ — 10 единиц.</w:t>
       </w:r>
     </w:p>
     <w:p>
@@ -5010,43 +4823,7 @@
           <w:color w:val="000000"/>
           <w:sz w:val="21"/>
         </w:rPr>
-        <w:t xml:space="preserve">Варианты А и Б используют новую машину с </w:t>
-      </w:r>
-      <w:proofErr w:type="spellStart"/>
-      <w:r>
-        <w:rPr>
-          <w:rFonts w:ascii="Times New Roman" w:eastAsia="Times New Roman" w:hAnsi="Times New Roman"/>
-          <w:color w:val="000000"/>
-          <w:sz w:val="21"/>
-        </w:rPr>
-        <w:t>трёхшаговым</w:t>
-      </w:r>
-      <w:proofErr w:type="spellEnd"/>
-      <w:r>
-        <w:rPr>
-          <w:rFonts w:ascii="Times New Roman" w:eastAsia="Times New Roman" w:hAnsi="Times New Roman"/>
-          <w:color w:val="000000"/>
-          <w:sz w:val="21"/>
-        </w:rPr>
-        <w:t xml:space="preserve"> циклом: </w:t>
-      </w:r>
-      <w:proofErr w:type="spellStart"/>
-      <w:r>
-        <w:rPr>
-          <w:rFonts w:ascii="Times New Roman" w:eastAsia="Times New Roman" w:hAnsi="Times New Roman"/>
-          <w:color w:val="000000"/>
-          <w:sz w:val="21"/>
-        </w:rPr>
-        <w:t>keep</w:t>
-      </w:r>
-      <w:proofErr w:type="spellEnd"/>
-      <w:r>
-        <w:rPr>
-          <w:rFonts w:ascii="Times New Roman" w:eastAsia="Times New Roman" w:hAnsi="Times New Roman"/>
-          <w:color w:val="000000"/>
-          <w:sz w:val="21"/>
-        </w:rPr>
-        <w:t xml:space="preserve"> сохраняет первую единицу, erase1 и erase2 стирают две следующие. Ученики без подсказок определяют результат для 20 или 22 единиц, объясняют цикл и отдельно разбирают остаток после полных троек.</w:t>
+        <w:t>Варианты А и Б используют новую машину с трёхшаговым циклом: keep сохраняет первую единицу, erase1 и erase2 стирают две следующие. Ученики без подсказок определяют результат для 20 или 22 единиц, объясняют цикл и отдельно разбирают остаток после полных троек.</w:t>
       </w:r>
     </w:p>
     <w:p>
@@ -7411,6 +7188,7 @@
   <w:style w:type="character" w:default="1" w:styleId="a0">
     <w:name w:val="Default Paragraph Font"/>
     <w:uiPriority w:val="1"/>
+    <w:semiHidden/>
     <w:unhideWhenUsed/>
   </w:style>
   <w:style w:type="table" w:default="1" w:styleId="a1">
